--- a/ChronoGrid-docs/CG-STD-1000_v12.docx
+++ b/ChronoGrid-docs/CG-STD-1000_v12.docx
@@ -532,7 +532,7 @@
                 <w:sz w:val="18"/>
                 <w:szCs w:val="18"/>
               </w:rPr>
-              <w:t>Kap. 2.2: 11 neue Kernkonzepte (BigInt, Klasse A/B, Referenzpunkt, Granularität, Extent, semantics, Manifest, FileType, Resolver, Allen-Relationen); Kap. 2.7: Fehlerklassen CG-E-001 bis CG-E-011 (NEU); Kap. 4: 19 neue Abkürzungen</w:t>
+              <w:t>Kap. 2.2: 11 neue Kernkonzepte (BigInt, Klasse A/B, Referenzpunkt, Granularität, Extent, semantics, Manifest, FileType, Resolver, Allen-Relationen); Kap. 2.7: Fehlerklassen CG-E-001 bis CG-E-011 (NEU); Kap. 4: 15 neue Abkürzungen</w:t>
             </w:r>
           </w:p>
         </w:tc>
@@ -11854,270 +11854,6 @@
                 <w:lang w:val="en-GB"/>
               </w:rPr>
               <w:t>Write Once Read Many — Archivierungsprinzip</w:t>
-            </w:r>
-          </w:p>
-        </w:tc>
-      </w:tr>
-      <w:tr>
-        <w:tc>
-          <w:tcPr>
-            <w:tcW w:w="1600" w:type="dxa"/>
-            <w:tcBorders>
-              <w:top w:val="single" w:sz="1" w:space="0" w:color="C8D8E8"/>
-              <w:left w:val="single" w:sz="1" w:space="0" w:color="C8D8E8"/>
-              <w:bottom w:val="single" w:sz="1" w:space="0" w:color="C8D8E8"/>
-              <w:right w:val="single" w:sz="1" w:space="0" w:color="C8D8E8"/>
-            </w:tcBorders>
-            <w:shd w:val="clear" w:color="auto" w:fill="FFFFFF"/>
-            <w:tcMar>
-              <w:top w:w="60" w:type="dxa"/>
-              <w:left w:w="120" w:type="dxa"/>
-              <w:bottom w:w="60" w:type="dxa"/>
-              <w:right w:w="120" w:type="dxa"/>
-            </w:tcMar>
-          </w:tcPr>
-          <w:p>
-            <w:r>
-              <w:rPr>
-                <w:b/>
-                <w:bCs/>
-                <w:color w:val="1B3A6B"/>
-                <w:sz w:val="19"/>
-                <w:szCs w:val="19"/>
-              </w:rPr>
-              <w:t>CRA</w:t>
-            </w:r>
-          </w:p>
-        </w:tc>
-        <w:tc>
-          <w:tcPr>
-            <w:tcW w:w="7426" w:type="dxa"/>
-            <w:tcBorders>
-              <w:top w:val="single" w:sz="1" w:space="0" w:color="C8D8E8"/>
-              <w:left w:val="single" w:sz="1" w:space="0" w:color="C8D8E8"/>
-              <w:bottom w:val="single" w:sz="1" w:space="0" w:color="C8D8E8"/>
-              <w:right w:val="single" w:sz="1" w:space="0" w:color="C8D8E8"/>
-            </w:tcBorders>
-            <w:shd w:val="clear" w:color="auto" w:fill="FFFFFF"/>
-            <w:tcMar>
-              <w:top w:w="60" w:type="dxa"/>
-              <w:left w:w="120" w:type="dxa"/>
-              <w:bottom w:w="60" w:type="dxa"/>
-              <w:right w:w="120" w:type="dxa"/>
-            </w:tcMar>
-          </w:tcPr>
-          <w:p>
-            <w:pPr>
-              <w:rPr>
-                <w:lang w:val="en-GB"/>
-              </w:rPr>
-            </w:pPr>
-            <w:r>
-              <w:rPr>
-                <w:color w:val="1A1A1A"/>
-                <w:sz w:val="19"/>
-                <w:szCs w:val="19"/>
-                <w:lang w:val="en-GB"/>
-              </w:rPr>
-              <w:t>EU Cyber Resilience Act — Verordnung 2024/2847 über Cybersicherheitsanforderungen für Produkte mit digitalen Elementen</w:t>
-            </w:r>
-          </w:p>
-        </w:tc>
-      </w:tr>
-      <w:tr>
-        <w:tc>
-          <w:tcPr>
-            <w:tcW w:w="1600" w:type="dxa"/>
-            <w:tcBorders>
-              <w:top w:val="single" w:sz="1" w:space="0" w:color="C8D8E8"/>
-              <w:left w:val="single" w:sz="1" w:space="0" w:color="C8D8E8"/>
-              <w:bottom w:val="single" w:sz="1" w:space="0" w:color="C8D8E8"/>
-              <w:right w:val="single" w:sz="1" w:space="0" w:color="C8D8E8"/>
-            </w:tcBorders>
-            <w:shd w:val="clear" w:color="auto" w:fill="FFFFFF"/>
-            <w:tcMar>
-              <w:top w:w="60" w:type="dxa"/>
-              <w:left w:w="120" w:type="dxa"/>
-              <w:bottom w:w="60" w:type="dxa"/>
-              <w:right w:w="120" w:type="dxa"/>
-            </w:tcMar>
-          </w:tcPr>
-          <w:p>
-            <w:r>
-              <w:rPr>
-                <w:b/>
-                <w:bCs/>
-                <w:color w:val="1B3A6B"/>
-                <w:sz w:val="19"/>
-                <w:szCs w:val="19"/>
-              </w:rPr>
-              <w:t>NIS2</w:t>
-            </w:r>
-          </w:p>
-        </w:tc>
-        <w:tc>
-          <w:tcPr>
-            <w:tcW w:w="7426" w:type="dxa"/>
-            <w:tcBorders>
-              <w:top w:val="single" w:sz="1" w:space="0" w:color="C8D8E8"/>
-              <w:left w:val="single" w:sz="1" w:space="0" w:color="C8D8E8"/>
-              <w:bottom w:val="single" w:sz="1" w:space="0" w:color="C8D8E8"/>
-              <w:right w:val="single" w:sz="1" w:space="0" w:color="C8D8E8"/>
-            </w:tcBorders>
-            <w:shd w:val="clear" w:color="auto" w:fill="FFFFFF"/>
-            <w:tcMar>
-              <w:top w:w="60" w:type="dxa"/>
-              <w:left w:w="120" w:type="dxa"/>
-              <w:bottom w:w="60" w:type="dxa"/>
-              <w:right w:w="120" w:type="dxa"/>
-            </w:tcMar>
-          </w:tcPr>
-          <w:p>
-            <w:pPr>
-              <w:rPr>
-                <w:lang w:val="en-GB"/>
-              </w:rPr>
-            </w:pPr>
-            <w:r>
-              <w:rPr>
-                <w:color w:val="1A1A1A"/>
-                <w:sz w:val="19"/>
-                <w:szCs w:val="19"/>
-                <w:lang w:val="en-GB"/>
-              </w:rPr>
-              <w:t>EU-Richtlinie 2022/2555 über Maßnahmen für ein hohes gemeinsames Cybersicherheitsniveau (Network and Information Security)</w:t>
-            </w:r>
-          </w:p>
-        </w:tc>
-      </w:tr>
-      <w:tr>
-        <w:tc>
-          <w:tcPr>
-            <w:tcW w:w="1600" w:type="dxa"/>
-            <w:tcBorders>
-              <w:top w:val="single" w:sz="1" w:space="0" w:color="C8D8E8"/>
-              <w:left w:val="single" w:sz="1" w:space="0" w:color="C8D8E8"/>
-              <w:bottom w:val="single" w:sz="1" w:space="0" w:color="C8D8E8"/>
-              <w:right w:val="single" w:sz="1" w:space="0" w:color="C8D8E8"/>
-            </w:tcBorders>
-            <w:shd w:val="clear" w:color="auto" w:fill="FFFFFF"/>
-            <w:tcMar>
-              <w:top w:w="60" w:type="dxa"/>
-              <w:left w:w="120" w:type="dxa"/>
-              <w:bottom w:w="60" w:type="dxa"/>
-              <w:right w:w="120" w:type="dxa"/>
-            </w:tcMar>
-          </w:tcPr>
-          <w:p>
-            <w:r>
-              <w:rPr>
-                <w:b/>
-                <w:bCs/>
-                <w:color w:val="1B3A6B"/>
-                <w:sz w:val="19"/>
-                <w:szCs w:val="19"/>
-              </w:rPr>
-              <w:t>PQC</w:t>
-            </w:r>
-          </w:p>
-        </w:tc>
-        <w:tc>
-          <w:tcPr>
-            <w:tcW w:w="7426" w:type="dxa"/>
-            <w:tcBorders>
-              <w:top w:val="single" w:sz="1" w:space="0" w:color="C8D8E8"/>
-              <w:left w:val="single" w:sz="1" w:space="0" w:color="C8D8E8"/>
-              <w:bottom w:val="single" w:sz="1" w:space="0" w:color="C8D8E8"/>
-              <w:right w:val="single" w:sz="1" w:space="0" w:color="C8D8E8"/>
-            </w:tcBorders>
-            <w:shd w:val="clear" w:color="auto" w:fill="FFFFFF"/>
-            <w:tcMar>
-              <w:top w:w="60" w:type="dxa"/>
-              <w:left w:w="120" w:type="dxa"/>
-              <w:bottom w:w="60" w:type="dxa"/>
-              <w:right w:w="120" w:type="dxa"/>
-            </w:tcMar>
-          </w:tcPr>
-          <w:p>
-            <w:pPr>
-              <w:rPr>
-                <w:lang w:val="en-GB"/>
-              </w:rPr>
-            </w:pPr>
-            <w:r>
-              <w:rPr>
-                <w:color w:val="1A1A1A"/>
-                <w:sz w:val="19"/>
-                <w:szCs w:val="19"/>
-                <w:lang w:val="en-GB"/>
-              </w:rPr>
-              <w:t>Post-Quantum Cryptography — kryptographische Verfahren die gegen Quantencomputer-Angriffe (Shor, Grover) resistent sind (NIST FIPS 203/204/205)</w:t>
-            </w:r>
-          </w:p>
-        </w:tc>
-      </w:tr>
-      <w:tr>
-        <w:tc>
-          <w:tcPr>
-            <w:tcW w:w="1600" w:type="dxa"/>
-            <w:tcBorders>
-              <w:top w:val="single" w:sz="1" w:space="0" w:color="C8D8E8"/>
-              <w:left w:val="single" w:sz="1" w:space="0" w:color="C8D8E8"/>
-              <w:bottom w:val="single" w:sz="1" w:space="0" w:color="C8D8E8"/>
-              <w:right w:val="single" w:sz="1" w:space="0" w:color="C8D8E8"/>
-            </w:tcBorders>
-            <w:shd w:val="clear" w:color="auto" w:fill="FFFFFF"/>
-            <w:tcMar>
-              <w:top w:w="60" w:type="dxa"/>
-              <w:left w:w="120" w:type="dxa"/>
-              <w:bottom w:w="60" w:type="dxa"/>
-              <w:right w:w="120" w:type="dxa"/>
-            </w:tcMar>
-          </w:tcPr>
-          <w:p>
-            <w:r>
-              <w:rPr>
-                <w:b/>
-                <w:bCs/>
-                <w:color w:val="1B3A6B"/>
-                <w:sz w:val="19"/>
-                <w:szCs w:val="19"/>
-              </w:rPr>
-              <w:t>SBOM</w:t>
-            </w:r>
-          </w:p>
-        </w:tc>
-        <w:tc>
-          <w:tcPr>
-            <w:tcW w:w="7426" w:type="dxa"/>
-            <w:tcBorders>
-              <w:top w:val="single" w:sz="1" w:space="0" w:color="C8D8E8"/>
-              <w:left w:val="single" w:sz="1" w:space="0" w:color="C8D8E8"/>
-              <w:bottom w:val="single" w:sz="1" w:space="0" w:color="C8D8E8"/>
-              <w:right w:val="single" w:sz="1" w:space="0" w:color="C8D8E8"/>
-            </w:tcBorders>
-            <w:shd w:val="clear" w:color="auto" w:fill="FFFFFF"/>
-            <w:tcMar>
-              <w:top w:w="60" w:type="dxa"/>
-              <w:left w:w="120" w:type="dxa"/>
-              <w:bottom w:w="60" w:type="dxa"/>
-              <w:right w:w="120" w:type="dxa"/>
-            </w:tcMar>
-          </w:tcPr>
-          <w:p>
-            <w:pPr>
-              <w:rPr>
-                <w:lang w:val="en-GB"/>
-              </w:rPr>
-            </w:pPr>
-            <w:r>
-              <w:rPr>
-                <w:color w:val="1A1A1A"/>
-                <w:sz w:val="19"/>
-                <w:szCs w:val="19"/>
-                <w:lang w:val="en-GB"/>
-              </w:rPr>
-              <w:t>Software Bill of Materials — maschinenlesbare Zutatenliste aller Softwarekomponenten; normiert durch CycloneDX (OWASP) und SPDX (ISO/IEC 5962:2021)</w:t>
             </w:r>
           </w:p>
         </w:tc>
